--- a/lessons/1-2/homework.docx
+++ b/lessons/1-2/homework.docx
@@ -106,7 +106,55 @@
     </w:p>
     <w:p>
       <w:pPr>
-        <w:spacing w:after="60"/>
+        <w:keepNext/>
+        <w:spacing w:after="20" w:before="80"/>
+        <w:jc w:val="center"/>
+      </w:pPr>
+      <w:r>
+        <w:drawing>
+          <wp:inline distT="0" distB="0" distL="0" distR="0">
+            <wp:extent cx="1047750" cy="790575"/>
+            <wp:effectExtent t="0" r="0" b="0" l="0"/>
+            <wp:docPr id="1" name="" descr="" title=""/>
+            <wp:cNvGraphicFramePr>
+              <a:graphicFrameLocks xmlns:a="http://schemas.openxmlformats.org/drawingml/2006/main" noChangeAspect="1"/>
+            </wp:cNvGraphicFramePr>
+            <a:graphic xmlns:a="http://schemas.openxmlformats.org/drawingml/2006/main">
+              <a:graphicData uri="http://schemas.openxmlformats.org/drawingml/2006/picture">
+                <pic:pic xmlns:pic="http://schemas.openxmlformats.org/drawingml/2006/picture">
+                  <pic:nvPicPr>
+                    <pic:cNvPr id="0" name="" descr=""/>
+                    <pic:cNvPicPr>
+                      <a:picLocks noChangeAspect="1" noChangeArrowheads="1"/>
+                    </pic:cNvPicPr>
+                  </pic:nvPicPr>
+                  <pic:blipFill>
+                    <a:blip r:embed="rId7" cstate="none"/>
+                    <a:srcRect/>
+                    <a:stretch>
+                      <a:fillRect/>
+                    </a:stretch>
+                  </pic:blipFill>
+                  <pic:spPr bwMode="auto">
+                    <a:xfrm>
+                      <a:off x="0" y="0"/>
+                      <a:ext cx="1047750" cy="790575"/>
+                    </a:xfrm>
+                    <a:prstGeom prst="rect">
+                      <a:avLst/>
+                    </a:prstGeom>
+                  </pic:spPr>
+                </pic:pic>
+              </a:graphicData>
+            </a:graphic>
+          </wp:inline>
+        </w:drawing>
+      </w:r>
+    </w:p>
+    <w:p>
+      <w:pPr>
+        <w:keepNext/>
+        <w:spacing w:after="120"/>
       </w:pPr>
       <w:r>
         <w:rPr>
@@ -116,12 +164,60 @@
         <w:t xml:space="preserve">Factor (Factor)</w:t>
       </w:r>
       <w:r>
-        <w:t xml:space="preserve"> — A number that divides evenly into another number</w:t>
-      </w:r>
-    </w:p>
-    <w:p>
-      <w:pPr>
-        <w:spacing w:after="60"/>
+        <w:t xml:space="preserve"> — A number that divides another number with nothing left over.</w:t>
+      </w:r>
+    </w:p>
+    <w:p>
+      <w:pPr>
+        <w:keepNext/>
+        <w:spacing w:after="20" w:before="80"/>
+        <w:jc w:val="center"/>
+      </w:pPr>
+      <w:r>
+        <w:drawing>
+          <wp:inline distT="0" distB="0" distL="0" distR="0">
+            <wp:extent cx="1047750" cy="790575"/>
+            <wp:effectExtent t="0" r="0" b="0" l="0"/>
+            <wp:docPr id="1" name="" descr="" title=""/>
+            <wp:cNvGraphicFramePr>
+              <a:graphicFrameLocks xmlns:a="http://schemas.openxmlformats.org/drawingml/2006/main" noChangeAspect="1"/>
+            </wp:cNvGraphicFramePr>
+            <a:graphic xmlns:a="http://schemas.openxmlformats.org/drawingml/2006/main">
+              <a:graphicData uri="http://schemas.openxmlformats.org/drawingml/2006/picture">
+                <pic:pic xmlns:pic="http://schemas.openxmlformats.org/drawingml/2006/picture">
+                  <pic:nvPicPr>
+                    <pic:cNvPr id="0" name="" descr=""/>
+                    <pic:cNvPicPr>
+                      <a:picLocks noChangeAspect="1" noChangeArrowheads="1"/>
+                    </pic:cNvPicPr>
+                  </pic:nvPicPr>
+                  <pic:blipFill>
+                    <a:blip r:embed="rId8" cstate="none"/>
+                    <a:srcRect/>
+                    <a:stretch>
+                      <a:fillRect/>
+                    </a:stretch>
+                  </pic:blipFill>
+                  <pic:spPr bwMode="auto">
+                    <a:xfrm>
+                      <a:off x="0" y="0"/>
+                      <a:ext cx="1047750" cy="790575"/>
+                    </a:xfrm>
+                    <a:prstGeom prst="rect">
+                      <a:avLst/>
+                    </a:prstGeom>
+                  </pic:spPr>
+                </pic:pic>
+              </a:graphicData>
+            </a:graphic>
+          </wp:inline>
+        </w:drawing>
+      </w:r>
+    </w:p>
+    <w:p>
+      <w:pPr>
+        <w:keepNext/>
+        <w:spacing w:after="120"/>
       </w:pPr>
       <w:r>
         <w:rPr>
@@ -131,12 +227,60 @@
         <w:t xml:space="preserve">Greatest Common Factor (Máximo común divisor)</w:t>
       </w:r>
       <w:r>
-        <w:t xml:space="preserve"> — The largest factor shared by two or more numbers</w:t>
-      </w:r>
-    </w:p>
-    <w:p>
-      <w:pPr>
-        <w:spacing w:after="60"/>
+        <w:t xml:space="preserve"> — The biggest number that divides two or more numbers evenly.</w:t>
+      </w:r>
+    </w:p>
+    <w:p>
+      <w:pPr>
+        <w:keepNext/>
+        <w:spacing w:after="20" w:before="80"/>
+        <w:jc w:val="center"/>
+      </w:pPr>
+      <w:r>
+        <w:drawing>
+          <wp:inline distT="0" distB="0" distL="0" distR="0">
+            <wp:extent cx="1047750" cy="790575"/>
+            <wp:effectExtent t="0" r="0" b="0" l="0"/>
+            <wp:docPr id="1" name="" descr="" title=""/>
+            <wp:cNvGraphicFramePr>
+              <a:graphicFrameLocks xmlns:a="http://schemas.openxmlformats.org/drawingml/2006/main" noChangeAspect="1"/>
+            </wp:cNvGraphicFramePr>
+            <a:graphic xmlns:a="http://schemas.openxmlformats.org/drawingml/2006/main">
+              <a:graphicData uri="http://schemas.openxmlformats.org/drawingml/2006/picture">
+                <pic:pic xmlns:pic="http://schemas.openxmlformats.org/drawingml/2006/picture">
+                  <pic:nvPicPr>
+                    <pic:cNvPr id="0" name="" descr=""/>
+                    <pic:cNvPicPr>
+                      <a:picLocks noChangeAspect="1" noChangeArrowheads="1"/>
+                    </pic:cNvPicPr>
+                  </pic:nvPicPr>
+                  <pic:blipFill>
+                    <a:blip r:embed="rId8" cstate="none"/>
+                    <a:srcRect/>
+                    <a:stretch>
+                      <a:fillRect/>
+                    </a:stretch>
+                  </pic:blipFill>
+                  <pic:spPr bwMode="auto">
+                    <a:xfrm>
+                      <a:off x="0" y="0"/>
+                      <a:ext cx="1047750" cy="790575"/>
+                    </a:xfrm>
+                    <a:prstGeom prst="rect">
+                      <a:avLst/>
+                    </a:prstGeom>
+                  </pic:spPr>
+                </pic:pic>
+              </a:graphicData>
+            </a:graphic>
+          </wp:inline>
+        </w:drawing>
+      </w:r>
+    </w:p>
+    <w:p>
+      <w:pPr>
+        <w:keepNext/>
+        <w:spacing w:after="120"/>
       </w:pPr>
       <w:r>
         <w:rPr>
@@ -146,12 +290,60 @@
         <w:t xml:space="preserve">Common factor (Factor común)</w:t>
       </w:r>
       <w:r>
-        <w:t xml:space="preserve"> — A factor that two or more numbers share</w:t>
-      </w:r>
-    </w:p>
-    <w:p>
-      <w:pPr>
-        <w:spacing w:after="60"/>
+        <w:t xml:space="preserve"> — A number that divides two or more numbers evenly.</w:t>
+      </w:r>
+    </w:p>
+    <w:p>
+      <w:pPr>
+        <w:keepNext/>
+        <w:spacing w:after="20" w:before="80"/>
+        <w:jc w:val="center"/>
+      </w:pPr>
+      <w:r>
+        <w:drawing>
+          <wp:inline distT="0" distB="0" distL="0" distR="0">
+            <wp:extent cx="1047750" cy="790575"/>
+            <wp:effectExtent t="0" r="0" b="0" l="0"/>
+            <wp:docPr id="1" name="" descr="" title=""/>
+            <wp:cNvGraphicFramePr>
+              <a:graphicFrameLocks xmlns:a="http://schemas.openxmlformats.org/drawingml/2006/main" noChangeAspect="1"/>
+            </wp:cNvGraphicFramePr>
+            <a:graphic xmlns:a="http://schemas.openxmlformats.org/drawingml/2006/main">
+              <a:graphicData uri="http://schemas.openxmlformats.org/drawingml/2006/picture">
+                <pic:pic xmlns:pic="http://schemas.openxmlformats.org/drawingml/2006/picture">
+                  <pic:nvPicPr>
+                    <pic:cNvPr id="0" name="" descr=""/>
+                    <pic:cNvPicPr>
+                      <a:picLocks noChangeAspect="1" noChangeArrowheads="1"/>
+                    </pic:cNvPicPr>
+                  </pic:nvPicPr>
+                  <pic:blipFill>
+                    <a:blip r:embed="rId9" cstate="none"/>
+                    <a:srcRect/>
+                    <a:stretch>
+                      <a:fillRect/>
+                    </a:stretch>
+                  </pic:blipFill>
+                  <pic:spPr bwMode="auto">
+                    <a:xfrm>
+                      <a:off x="0" y="0"/>
+                      <a:ext cx="1047750" cy="790575"/>
+                    </a:xfrm>
+                    <a:prstGeom prst="rect">
+                      <a:avLst/>
+                    </a:prstGeom>
+                  </pic:spPr>
+                </pic:pic>
+              </a:graphicData>
+            </a:graphic>
+          </wp:inline>
+        </w:drawing>
+      </w:r>
+    </w:p>
+    <w:p>
+      <w:pPr>
+        <w:keepNext/>
+        <w:spacing w:after="120"/>
       </w:pPr>
       <w:r>
         <w:rPr>
@@ -161,12 +353,60 @@
         <w:t xml:space="preserve">Divisible (Divisible)</w:t>
       </w:r>
       <w:r>
-        <w:t xml:space="preserve"> — A number that can be divided by another with no remainder</w:t>
-      </w:r>
-    </w:p>
-    <w:p>
-      <w:pPr>
-        <w:spacing w:after="60"/>
+        <w:t xml:space="preserve"> — A number you can divide evenly, with nothing left over.</w:t>
+      </w:r>
+    </w:p>
+    <w:p>
+      <w:pPr>
+        <w:keepNext/>
+        <w:spacing w:after="20" w:before="80"/>
+        <w:jc w:val="center"/>
+      </w:pPr>
+      <w:r>
+        <w:drawing>
+          <wp:inline distT="0" distB="0" distL="0" distR="0">
+            <wp:extent cx="1047750" cy="790575"/>
+            <wp:effectExtent t="0" r="0" b="0" l="0"/>
+            <wp:docPr id="1" name="" descr="" title=""/>
+            <wp:cNvGraphicFramePr>
+              <a:graphicFrameLocks xmlns:a="http://schemas.openxmlformats.org/drawingml/2006/main" noChangeAspect="1"/>
+            </wp:cNvGraphicFramePr>
+            <a:graphic xmlns:a="http://schemas.openxmlformats.org/drawingml/2006/main">
+              <a:graphicData uri="http://schemas.openxmlformats.org/drawingml/2006/picture">
+                <pic:pic xmlns:pic="http://schemas.openxmlformats.org/drawingml/2006/picture">
+                  <pic:nvPicPr>
+                    <pic:cNvPr id="0" name="" descr=""/>
+                    <pic:cNvPicPr>
+                      <a:picLocks noChangeAspect="1" noChangeArrowheads="1"/>
+                    </pic:cNvPicPr>
+                  </pic:nvPicPr>
+                  <pic:blipFill>
+                    <a:blip r:embed="rId10" cstate="none"/>
+                    <a:srcRect/>
+                    <a:stretch>
+                      <a:fillRect/>
+                    </a:stretch>
+                  </pic:blipFill>
+                  <pic:spPr bwMode="auto">
+                    <a:xfrm>
+                      <a:off x="0" y="0"/>
+                      <a:ext cx="1047750" cy="790575"/>
+                    </a:xfrm>
+                    <a:prstGeom prst="rect">
+                      <a:avLst/>
+                    </a:prstGeom>
+                  </pic:spPr>
+                </pic:pic>
+              </a:graphicData>
+            </a:graphic>
+          </wp:inline>
+        </w:drawing>
+      </w:r>
+    </w:p>
+    <w:p>
+      <w:pPr>
+        <w:keepNext/>
+        <w:spacing w:after="120"/>
       </w:pPr>
       <w:r>
         <w:rPr>
@@ -176,7 +416,7 @@
         <w:t xml:space="preserve">Prime factorization (Factorización prima)</w:t>
       </w:r>
       <w:r>
-        <w:t xml:space="preserve"> — Writing a number as a product of its prime factors, useful for finding GCF</w:t>
+        <w:t xml:space="preserve"> — Writing a number as prime numbers multiplied together. It helps you find the GCF.</w:t>
       </w:r>
     </w:p>
     <w:p>

--- a/lessons/1-2/homework.docx
+++ b/lessons/1-2/homework.docx
@@ -24,7 +24,7 @@
           <w:i/>
           <w:iCs/>
         </w:rPr>
-        <w:t xml:space="preserve">Lesson 1-2  •  Standard 6.NS.4</w:t>
+        <w:t xml:space="preserve">Lesson 1-2  •  Standard 6.NOS.4</w:t>
       </w:r>
     </w:p>
     <w:p>
@@ -1183,7 +1183,88 @@
           <w:b/>
           <w:bCs/>
         </w:rPr>
-        <w:t xml:space="preserve">7. What is the GCF of 24 and 36?</w:t>
+        <w:t xml:space="preserve">7. onLevel — Spot the Common Mistake</w:t>
+      </w:r>
+    </w:p>
+    <w:p>
+      <w:pPr>
+        <w:spacing w:after="40" w:before="0"/>
+      </w:pPr>
+      <w:r>
+        <w:t xml:space="preserve">   Step 1 (Read): A student is working on Greatest Common Factor.</w:t>
+      </w:r>
+    </w:p>
+    <w:p>
+      <w:pPr>
+        <w:spacing w:after="40" w:before="0"/>
+      </w:pPr>
+      <w:r>
+        <w:t xml:space="preserve">   Step 2 (Attempt): They ignored the rule: The GCF is the largest number that divides BOTH numbers with no remainder.</w:t>
+      </w:r>
+    </w:p>
+    <w:p>
+      <w:pPr>
+        <w:spacing w:after="40" w:before="0"/>
+      </w:pPr>
+      <w:r>
+        <w:t xml:space="preserve">   Step 3 (Check): The answer does not match the math rule from class.</w:t>
+      </w:r>
+    </w:p>
+    <w:p>
+      <w:pPr>
+        <w:spacing w:after="60" w:before="0"/>
+      </w:pPr>
+      <w:r>
+        <w:rPr>
+          <w:i/>
+          <w:iCs/>
+        </w:rPr>
+        <w:t xml:space="preserve">Which step has the mistake? Explain and fix it:</w:t>
+      </w:r>
+    </w:p>
+    <w:p>
+      <w:pPr>
+        <w:spacing w:after="60" w:before="120"/>
+      </w:pPr>
+      <w:r>
+        <w:rPr>
+          <w:color w:val="BBBBBB"/>
+        </w:rPr>
+        <w:t xml:space="preserve">______________________________________________________________________</w:t>
+      </w:r>
+    </w:p>
+    <w:p>
+      <w:pPr>
+        <w:spacing w:after="60" w:before="120"/>
+      </w:pPr>
+      <w:r>
+        <w:rPr>
+          <w:color w:val="BBBBBB"/>
+        </w:rPr>
+        <w:t xml:space="preserve">______________________________________________________________________</w:t>
+      </w:r>
+    </w:p>
+    <w:p>
+      <w:pPr>
+        <w:spacing w:after="60" w:before="120"/>
+      </w:pPr>
+      <w:r>
+        <w:rPr>
+          <w:color w:val="BBBBBB"/>
+        </w:rPr>
+        <w:t xml:space="preserve">______________________________________________________________________</w:t>
+      </w:r>
+    </w:p>
+    <w:p>
+      <w:pPr>
+        <w:spacing w:after="80" w:before="0"/>
+      </w:pPr>
+      <w:r>
+        <w:rPr>
+          <w:b/>
+          <w:bCs/>
+        </w:rPr>
+        <w:t xml:space="preserve">8. Mission Control must split 24 oxygen tanks and 36 ration packs into identical crew pods with none left over. What is the GCF of 24 and 36?</w:t>
       </w:r>
     </w:p>
     <w:p>
@@ -1215,7 +1296,7 @@
         <w:spacing w:after="40" w:before="0"/>
       </w:pPr>
       <w:r>
-        <w:t xml:space="preserve">     D. 24</w:t>
+        <w:t xml:space="preserve">     D. 72</w:t>
       </w:r>
     </w:p>
     <w:p>
@@ -1238,39 +1319,39 @@
           <w:b/>
           <w:bCs/>
         </w:rPr>
-        <w:t xml:space="preserve">8. What is the GCF of 18 and 30?</w:t>
-      </w:r>
-    </w:p>
-    <w:p>
-      <w:pPr>
-        <w:spacing w:after="40" w:before="0"/>
-      </w:pPr>
-      <w:r>
-        <w:t xml:space="preserve">     A. 6</w:t>
-      </w:r>
-    </w:p>
-    <w:p>
-      <w:pPr>
-        <w:spacing w:after="40" w:before="0"/>
-      </w:pPr>
-      <w:r>
-        <w:t xml:space="preserve">     B. 3</w:t>
-      </w:r>
-    </w:p>
-    <w:p>
-      <w:pPr>
-        <w:spacing w:after="40" w:before="0"/>
-      </w:pPr>
-      <w:r>
-        <w:t xml:space="preserve">     C. 9</w:t>
-      </w:r>
-    </w:p>
-    <w:p>
-      <w:pPr>
-        <w:spacing w:after="40" w:before="0"/>
-      </w:pPr>
-      <w:r>
-        <w:t xml:space="preserve">     D. 2</w:t>
+        <w:t xml:space="preserve">9. The astronaut crew has 40 solar cells and 60 battery cells to load into matching storage bins with nothing left over. What is the GCF of 40 and 60?</w:t>
+      </w:r>
+    </w:p>
+    <w:p>
+      <w:pPr>
+        <w:spacing w:after="40" w:before="0"/>
+      </w:pPr>
+      <w:r>
+        <w:t xml:space="preserve">     A. 20</w:t>
+      </w:r>
+    </w:p>
+    <w:p>
+      <w:pPr>
+        <w:spacing w:after="40" w:before="0"/>
+      </w:pPr>
+      <w:r>
+        <w:t xml:space="preserve">     B. 10</w:t>
+      </w:r>
+    </w:p>
+    <w:p>
+      <w:pPr>
+        <w:spacing w:after="40" w:before="0"/>
+      </w:pPr>
+      <w:r>
+        <w:t xml:space="preserve">     C. 4</w:t>
+      </w:r>
+    </w:p>
+    <w:p>
+      <w:pPr>
+        <w:spacing w:after="40" w:before="0"/>
+      </w:pPr>
+      <w:r>
+        <w:t xml:space="preserve">     D. 120</w:t>
       </w:r>
     </w:p>
     <w:p>
@@ -1293,96 +1374,147 @@
           <w:b/>
           <w:bCs/>
         </w:rPr>
-        <w:t xml:space="preserve">9. A baker has 16 muffins and 24 cookies. She makes identical gift boxes using all the treats. What is the greatest number of boxes?</w:t>
-      </w:r>
-    </w:p>
-    <w:p>
-      <w:pPr>
-        <w:spacing w:after="40" w:before="0"/>
-      </w:pPr>
-      <w:r>
-        <w:t xml:space="preserve">     A. 8</w:t>
-      </w:r>
-    </w:p>
-    <w:p>
-      <w:pPr>
-        <w:spacing w:after="40" w:before="0"/>
-      </w:pPr>
-      <w:r>
-        <w:t xml:space="preserve">     B. 4</w:t>
-      </w:r>
-    </w:p>
-    <w:p>
-      <w:pPr>
-        <w:spacing w:after="40" w:before="0"/>
-      </w:pPr>
-      <w:r>
-        <w:t xml:space="preserve">     C. 6</w:t>
-      </w:r>
-    </w:p>
-    <w:p>
-      <w:pPr>
-        <w:spacing w:after="40" w:before="0"/>
-      </w:pPr>
-      <w:r>
-        <w:t xml:space="preserve">     D. 12</w:t>
-      </w:r>
-    </w:p>
-    <w:p>
-      <w:pPr>
-        <w:spacing w:after="60" w:before="120"/>
-      </w:pPr>
-      <w:r>
-        <w:rPr>
-          <w:color w:val="BBBBBB"/>
-        </w:rPr>
-        <w:t xml:space="preserve">______________________________________________________________________</w:t>
-      </w:r>
-    </w:p>
-    <w:p>
-      <w:pPr>
-        <w:spacing w:after="80" w:before="0"/>
-      </w:pPr>
-      <w:r>
-        <w:rPr>
-          <w:b/>
-          <w:bCs/>
-        </w:rPr>
-        <w:t xml:space="preserve">10. Which pair of numbers has a GCF of 1?</w:t>
-      </w:r>
-    </w:p>
-    <w:p>
-      <w:pPr>
-        <w:spacing w:after="40" w:before="0"/>
-      </w:pPr>
-      <w:r>
-        <w:t xml:space="preserve">     A. 8 and 15</w:t>
-      </w:r>
-    </w:p>
-    <w:p>
-      <w:pPr>
-        <w:spacing w:after="40" w:before="0"/>
-      </w:pPr>
-      <w:r>
-        <w:t xml:space="preserve">     B. 8 and 12</w:t>
-      </w:r>
-    </w:p>
-    <w:p>
-      <w:pPr>
-        <w:spacing w:after="40" w:before="0"/>
-      </w:pPr>
-      <w:r>
-        <w:t xml:space="preserve">     C. 9 and 15</w:t>
-      </w:r>
-    </w:p>
-    <w:p>
-      <w:pPr>
-        <w:spacing w:after="40" w:before="0"/>
-      </w:pPr>
-      <w:r>
-        <w:t xml:space="preserve">     D. 10 and 25</w:t>
-      </w:r>
-    </w:p>
+        <w:t xml:space="preserve">10. Each crew pod needs the same number of each supply with none left over. Match each supply pair to the greatest number of equal pods (the GCF).</w:t>
+      </w:r>
+    </w:p>
+    <w:tbl>
+      <w:tblPr>
+        <w:tblW w:type="pct" w:w="100%"/>
+        <w:tblBorders>
+          <w:top w:val="single" w:color="auto" w:sz="4"/>
+          <w:left w:val="single" w:color="auto" w:sz="4"/>
+          <w:bottom w:val="single" w:color="auto" w:sz="4"/>
+          <w:right w:val="single" w:color="auto" w:sz="4"/>
+          <w:insideH w:val="single" w:color="auto" w:sz="4"/>
+          <w:insideV w:val="single" w:color="auto" w:sz="4"/>
+        </w:tblBorders>
+      </w:tblPr>
+      <w:tblGrid>
+        <w:gridCol w:w="100"/>
+        <w:gridCol w:w="100"/>
+      </w:tblGrid>
+      <w:tr>
+        <w:trPr>
+          <w:tblHeader/>
+        </w:trPr>
+        <w:tc>
+          <w:tcPr>
+            <w:tcW w:type="pct" w:w="50%"/>
+          </w:tcPr>
+          <w:p>
+            <w:r>
+              <w:rPr>
+                <w:b/>
+                <w:bCs/>
+              </w:rPr>
+              <w:t xml:space="preserve">Item</w:t>
+            </w:r>
+          </w:p>
+        </w:tc>
+        <w:tc>
+          <w:tcPr>
+            <w:tcW w:type="pct" w:w="50%"/>
+          </w:tcPr>
+          <w:p>
+            <w:r>
+              <w:rPr>
+                <w:b/>
+                <w:bCs/>
+              </w:rPr>
+              <w:t xml:space="preserve">Answer choices</w:t>
+            </w:r>
+          </w:p>
+        </w:tc>
+      </w:tr>
+      <w:tr>
+        <w:tc>
+          <w:tcPr>
+            <w:tcW w:type="pct" w:w="50%"/>
+          </w:tcPr>
+          <w:p>
+            <w:r>
+              <w:t xml:space="preserve">____  Pods from 18 tanks &amp; 27 packs</w:t>
+            </w:r>
+          </w:p>
+        </w:tc>
+        <w:tc>
+          <w:tcPr>
+            <w:tcW w:type="pct" w:w="50%"/>
+          </w:tcPr>
+          <w:p>
+            <w:r>
+              <w:t xml:space="preserve">D. 5</w:t>
+            </w:r>
+          </w:p>
+        </w:tc>
+      </w:tr>
+      <w:tr>
+        <w:tc>
+          <w:tcPr>
+            <w:tcW w:type="pct" w:w="50%"/>
+          </w:tcPr>
+          <w:p>
+            <w:r>
+              <w:t xml:space="preserve">____  Pods from 21 tanks &amp; 28 packs</w:t>
+            </w:r>
+          </w:p>
+        </w:tc>
+        <w:tc>
+          <w:tcPr>
+            <w:tcW w:type="pct" w:w="50%"/>
+          </w:tcPr>
+          <w:p>
+            <w:r>
+              <w:t xml:space="preserve">C. 16</w:t>
+            </w:r>
+          </w:p>
+        </w:tc>
+      </w:tr>
+      <w:tr>
+        <w:tc>
+          <w:tcPr>
+            <w:tcW w:type="pct" w:w="50%"/>
+          </w:tcPr>
+          <w:p>
+            <w:r>
+              <w:t xml:space="preserve">____  Pods from 32 tanks &amp; 48 packs</w:t>
+            </w:r>
+          </w:p>
+        </w:tc>
+        <w:tc>
+          <w:tcPr>
+            <w:tcW w:type="pct" w:w="50%"/>
+          </w:tcPr>
+          <w:p>
+            <w:r>
+              <w:t xml:space="preserve">B. 7</w:t>
+            </w:r>
+          </w:p>
+        </w:tc>
+      </w:tr>
+      <w:tr>
+        <w:tc>
+          <w:tcPr>
+            <w:tcW w:type="pct" w:w="50%"/>
+          </w:tcPr>
+          <w:p>
+            <w:r>
+              <w:t xml:space="preserve">____  Pods from 25 tanks &amp; 35 packs</w:t>
+            </w:r>
+          </w:p>
+        </w:tc>
+        <w:tc>
+          <w:tcPr>
+            <w:tcW w:type="pct" w:w="50%"/>
+          </w:tcPr>
+          <w:p>
+            <w:r>
+              <w:t xml:space="preserve">A. 9</w:t>
+            </w:r>
+          </w:p>
+        </w:tc>
+      </w:tr>
+    </w:tbl>
     <w:p>
       <w:pPr>
         <w:spacing w:after="60" w:before="120"/>
@@ -1426,10 +1558,22 @@
     </w:p>
     <w:p>
       <w:pPr>
+        <w:spacing w:after="20" w:before="0"/>
+      </w:pPr>
+      <w:r>
+        <w:t xml:space="preserve">     Factors of 8: 1, 2, 4, 8. Factors of 12: 1, 2, 3, 4, 6, 12. The largest common factor is 4.</w:t>
+      </w:r>
+    </w:p>
+    <w:p>
+      <w:pPr>
         <w:spacing w:after="80" w:before="0"/>
       </w:pPr>
       <w:r>
-        <w:t xml:space="preserve">     Factors of 8: 1, 2, 4, 8. Factors of 12: 1, 2, 3, 4, 6, 12. The largest common factor is 4.</w:t>
+        <w:rPr>
+          <w:i/>
+          <w:iCs/>
+        </w:rPr>
+        <w:t xml:space="preserve">     Watch for: A common mistake in Greatest Common Factor is skipping the key idea: "The GCF is the largest number that divides BOTH numbers with no remainder." — always check your work against this rule before you submit.</w:t>
       </w:r>
     </w:p>
     <w:p>
@@ -1446,10 +1590,22 @@
     </w:p>
     <w:p>
       <w:pPr>
+        <w:spacing w:after="20" w:before="0"/>
+      </w:pPr>
+      <w:r>
+        <w:t xml:space="preserve">     15 = 3 × 5, 25 = 5 × 5. Both share the factor 5, and 5 is the largest shared factor.</w:t>
+      </w:r>
+    </w:p>
+    <w:p>
+      <w:pPr>
         <w:spacing w:after="80" w:before="0"/>
       </w:pPr>
       <w:r>
-        <w:t xml:space="preserve">     15 = 3 × 5, 25 = 5 × 5. Both share the factor 5, and 5 is the largest shared factor.</w:t>
+        <w:rPr>
+          <w:i/>
+          <w:iCs/>
+        </w:rPr>
+        <w:t xml:space="preserve">     Watch for: A common mistake in Greatest Common Factor is skipping the key idea: "The GCF is the largest number that divides BOTH numbers with no remainder." — always check your work against this rule before you submit.</w:t>
       </w:r>
     </w:p>
     <w:p>
@@ -1578,10 +1734,22 @@
     </w:p>
     <w:p>
       <w:pPr>
+        <w:spacing w:after="20" w:before="0"/>
+      </w:pPr>
+      <w:r>
+        <w:t xml:space="preserve">     GCF(36, 48) = 12. She can make 12 bags, each with 3 pencils and 4 erasers.</w:t>
+      </w:r>
+    </w:p>
+    <w:p>
+      <w:pPr>
         <w:spacing w:after="80" w:before="0"/>
       </w:pPr>
       <w:r>
-        <w:t xml:space="preserve">     GCF(36, 48) = 12. She can make 12 bags, each with 3 pencils and 4 erasers.</w:t>
+        <w:rPr>
+          <w:i/>
+          <w:iCs/>
+        </w:rPr>
+        <w:t xml:space="preserve">     Watch for: A common mistake in Greatest Common Factor is skipping the key idea: "The GCF is the largest number that divides BOTH numbers with no remainder." — always check your work against this rule before you submit.</w:t>
       </w:r>
     </w:p>
     <w:p>
@@ -1661,7 +1829,43 @@
           <w:b/>
           <w:bCs/>
         </w:rPr>
-        <w:t xml:space="preserve">7. A. 12</w:t>
+        <w:t xml:space="preserve">7. onLevel — Spot the Common Mistake</w:t>
+      </w:r>
+    </w:p>
+    <w:p>
+      <w:pPr>
+        <w:spacing w:after="20" w:before="0"/>
+      </w:pPr>
+      <w:r>
+        <w:t xml:space="preserve">     The mistake is in Step 2.</w:t>
+      </w:r>
+    </w:p>
+    <w:p>
+      <w:pPr>
+        <w:spacing w:after="20" w:before="0"/>
+      </w:pPr>
+      <w:r>
+        <w:t xml:space="preserve">     Correct work: Follow the key idea: The GCF is the largest number that divides BOTH numbers with no remainder.</w:t>
+      </w:r>
+    </w:p>
+    <w:p>
+      <w:pPr>
+        <w:spacing w:after="40" w:before="0"/>
+      </w:pPr>
+      <w:r>
+        <w:rPr>
+          <w:b/>
+          <w:bCs/>
+        </w:rPr>
+        <w:t xml:space="preserve">8. A. 12</w:t>
+      </w:r>
+    </w:p>
+    <w:p>
+      <w:pPr>
+        <w:spacing w:after="20" w:before="0"/>
+      </w:pPr>
+      <w:r>
+        <w:t xml:space="preserve">     Factors of 24: 1, 2, 3, 4, 6, 8, 12, 24. Factors of 36: 1, 2, 3, 4, 6, 9, 12, 18, 36. The greatest shared factor is 12, so 12 pods can be filled equally.</w:t>
       </w:r>
     </w:p>
     <w:p>
@@ -1669,19 +1873,31 @@
         <w:spacing w:after="80" w:before="0"/>
       </w:pPr>
       <w:r>
-        <w:t xml:space="preserve">     24 = 2³ × 3 and 36 = 2² × 3². The common factors are 2² × 3 = 12.</w:t>
-      </w:r>
-    </w:p>
-    <w:p>
-      <w:pPr>
-        <w:spacing w:after="40" w:before="0"/>
-      </w:pPr>
-      <w:r>
-        <w:rPr>
-          <w:b/>
-          <w:bCs/>
-        </w:rPr>
-        <w:t xml:space="preserve">8. A. 6</w:t>
+        <w:rPr>
+          <w:i/>
+          <w:iCs/>
+        </w:rPr>
+        <w:t xml:space="preserve">     Watch for: A common mistake in Greatest Common Factor is skipping the key idea: "The GCF is the largest number that divides BOTH numbers with no remainder." — always check your work against this rule before you submit.</w:t>
+      </w:r>
+    </w:p>
+    <w:p>
+      <w:pPr>
+        <w:spacing w:after="40" w:before="0"/>
+      </w:pPr>
+      <w:r>
+        <w:rPr>
+          <w:b/>
+          <w:bCs/>
+        </w:rPr>
+        <w:t xml:space="preserve">9. A. 20</w:t>
+      </w:r>
+    </w:p>
+    <w:p>
+      <w:pPr>
+        <w:spacing w:after="20" w:before="0"/>
+      </w:pPr>
+      <w:r>
+        <w:t xml:space="preserve">     Factors of 40: 1, 2, 4, 5, 8, 10, 20, 40. Factors of 60: 1, 2, 3, 4, 5, 6, 10, 12, 15, 20, 30, 60. The greatest shared factor is 20, so 20 bins can be filled equally.</w:t>
       </w:r>
     </w:p>
     <w:p>
@@ -1689,47 +1905,63 @@
         <w:spacing w:after="80" w:before="0"/>
       </w:pPr>
       <w:r>
-        <w:t xml:space="preserve">     18 = 2 × 3² and 30 = 2 × 3 × 5. Common factors: 2 × 3 = 6.</w:t>
-      </w:r>
-    </w:p>
-    <w:p>
-      <w:pPr>
-        <w:spacing w:after="40" w:before="0"/>
-      </w:pPr>
-      <w:r>
-        <w:rPr>
-          <w:b/>
-          <w:bCs/>
-        </w:rPr>
-        <w:t xml:space="preserve">9. A. 8</w:t>
-      </w:r>
-    </w:p>
-    <w:p>
-      <w:pPr>
-        <w:spacing w:after="80" w:before="0"/>
-      </w:pPr>
-      <w:r>
-        <w:t xml:space="preserve">     GCF of 16 and 24 is 8, so she can make 8 equal boxes.</w:t>
-      </w:r>
-    </w:p>
-    <w:p>
-      <w:pPr>
-        <w:spacing w:after="40" w:before="0"/>
-      </w:pPr>
-      <w:r>
-        <w:rPr>
-          <w:b/>
-          <w:bCs/>
-        </w:rPr>
-        <w:t xml:space="preserve">10. A. 8 and 15</w:t>
-      </w:r>
-    </w:p>
-    <w:p>
-      <w:pPr>
-        <w:spacing w:after="80" w:before="0"/>
-      </w:pPr>
-      <w:r>
-        <w:t xml:space="preserve">     8 = 2³ and 15 = 3 × 5 share no common prime factors, so the GCF is 1.</w:t>
+        <w:rPr>
+          <w:i/>
+          <w:iCs/>
+        </w:rPr>
+        <w:t xml:space="preserve">     Watch for: A common mistake in Greatest Common Factor is skipping the key idea: "The GCF is the largest number that divides BOTH numbers with no remainder." — always check your work against this rule before you submit.</w:t>
+      </w:r>
+    </w:p>
+    <w:p>
+      <w:pPr>
+        <w:spacing w:after="40" w:before="0"/>
+      </w:pPr>
+      <w:r>
+        <w:rPr>
+          <w:b/>
+          <w:bCs/>
+        </w:rPr>
+        <w:t xml:space="preserve">10. Matches:</w:t>
+      </w:r>
+    </w:p>
+    <w:p>
+      <w:pPr>
+        <w:spacing w:after="20" w:before="0"/>
+      </w:pPr>
+      <w:r>
+        <w:t xml:space="preserve">     Pods from 18 tanks &amp; 27 packs → 9</w:t>
+      </w:r>
+    </w:p>
+    <w:p>
+      <w:pPr>
+        <w:spacing w:after="20" w:before="0"/>
+      </w:pPr>
+      <w:r>
+        <w:t xml:space="preserve">     Pods from 21 tanks &amp; 28 packs → 7</w:t>
+      </w:r>
+    </w:p>
+    <w:p>
+      <w:pPr>
+        <w:spacing w:after="20" w:before="0"/>
+      </w:pPr>
+      <w:r>
+        <w:t xml:space="preserve">     Pods from 32 tanks &amp; 48 packs → 16</w:t>
+      </w:r>
+    </w:p>
+    <w:p>
+      <w:pPr>
+        <w:spacing w:after="20" w:before="0"/>
+      </w:pPr>
+      <w:r>
+        <w:t xml:space="preserve">     Pods from 25 tanks &amp; 35 packs → 5</w:t>
+      </w:r>
+    </w:p>
+    <w:p>
+      <w:pPr>
+        <w:spacing w:after="40" w:before="0"/>
+      </w:pPr>
+      <w:r>
+        <w:t xml:space="preserve"/>
       </w:r>
     </w:p>
     <w:sectPr>

--- a/lessons/1-2/homework.docx
+++ b/lessons/1-2/homework.docx
@@ -1183,31 +1183,39 @@
           <w:b/>
           <w:bCs/>
         </w:rPr>
-        <w:t xml:space="preserve">7. onLevel — Spot the Common Mistake</w:t>
-      </w:r>
-    </w:p>
-    <w:p>
-      <w:pPr>
-        <w:spacing w:after="40" w:before="0"/>
-      </w:pPr>
-      <w:r>
-        <w:t xml:space="preserve">   Step 1 (Read): A student is working on Greatest Common Factor.</w:t>
-      </w:r>
-    </w:p>
-    <w:p>
-      <w:pPr>
-        <w:spacing w:after="40" w:before="0"/>
-      </w:pPr>
-      <w:r>
-        <w:t xml:space="preserve">   Step 2 (Attempt): They ignored the rule: The GCF is the largest number that divides BOTH numbers with no remainder.</w:t>
-      </w:r>
-    </w:p>
-    <w:p>
-      <w:pPr>
-        <w:spacing w:after="40" w:before="0"/>
-      </w:pPr>
-      <w:r>
-        <w:t xml:space="preserve">   Step 3 (Check): The answer does not match the math rule from class.</w:t>
+        <w:t xml:space="preserve">7. Spot the Common Mistake — GCF or LCM?</w:t>
+      </w:r>
+    </w:p>
+    <w:p>
+      <w:pPr>
+        <w:spacing w:after="40" w:before="0"/>
+      </w:pPr>
+      <w:r>
+        <w:t xml:space="preserve">   Step 1 (The problem): Find the GCF of 8 and 20.</w:t>
+      </w:r>
+    </w:p>
+    <w:p>
+      <w:pPr>
+        <w:spacing w:after="40" w:before="0"/>
+      </w:pPr>
+      <w:r>
+        <w:t xml:space="preserve">   Step 2 (List factors of 8): 1, 2, 4, 8</w:t>
+      </w:r>
+    </w:p>
+    <w:p>
+      <w:pPr>
+        <w:spacing w:after="40" w:before="0"/>
+      </w:pPr>
+      <w:r>
+        <w:t xml:space="preserve">   Step 3 (List factors of 20): 1, 2, 4, 5, 10, 20</w:t>
+      </w:r>
+    </w:p>
+    <w:p>
+      <w:pPr>
+        <w:spacing w:after="40" w:before="0"/>
+      </w:pPr>
+      <w:r>
+        <w:t xml:space="preserve">   Step 4 (Choose the answer): Jordan multiplies 8 × 20 = 160 and says the GCF of 8 and 20 is 160.</w:t>
       </w:r>
     </w:p>
     <w:p>
@@ -1573,7 +1581,7 @@
           <w:i/>
           <w:iCs/>
         </w:rPr>
-        <w:t xml:space="preserve">     Watch for: A common mistake in Greatest Common Factor is skipping the key idea: "The GCF is the largest number that divides BOTH numbers with no remainder." — always check your work against this rule before you submit.</w:t>
+        <w:t xml:space="preserve">     Watch for: A common mistake in Greatest Common Factor is confusing it with the Least Common Multiple: some students list the MULTIPLES of both numbers and pick the smallest shared one (getting an answer bigger than either number, like 72 for 24 and 36) instead of listing FACTORS and picking the largest one they share (12). Remember: the GCF splits numbers INTO equal groups, so it can never be bigger than the smaller of the two numbers.</w:t>
       </w:r>
     </w:p>
     <w:p>
@@ -1605,7 +1613,7 @@
           <w:i/>
           <w:iCs/>
         </w:rPr>
-        <w:t xml:space="preserve">     Watch for: A common mistake in Greatest Common Factor is skipping the key idea: "The GCF is the largest number that divides BOTH numbers with no remainder." — always check your work against this rule before you submit.</w:t>
+        <w:t xml:space="preserve">     Watch for: A common mistake in Greatest Common Factor is confusing it with the Least Common Multiple: some students list the MULTIPLES of both numbers and pick the smallest shared one (getting an answer bigger than either number, like 72 for 24 and 36) instead of listing FACTORS and picking the largest one they share (12). Remember: the GCF splits numbers INTO equal groups, so it can never be bigger than the smaller of the two numbers.</w:t>
       </w:r>
     </w:p>
     <w:p>
@@ -1749,7 +1757,7 @@
           <w:i/>
           <w:iCs/>
         </w:rPr>
-        <w:t xml:space="preserve">     Watch for: A common mistake in Greatest Common Factor is skipping the key idea: "The GCF is the largest number that divides BOTH numbers with no remainder." — always check your work against this rule before you submit.</w:t>
+        <w:t xml:space="preserve">     Watch for: A common mistake in Greatest Common Factor is confusing it with the Least Common Multiple: some students list the MULTIPLES of both numbers and pick the smallest shared one (getting an answer bigger than either number, like 72 for 24 and 36) instead of listing FACTORS and picking the largest one they share (12). Remember: the GCF splits numbers INTO equal groups, so it can never be bigger than the smaller of the two numbers.</w:t>
       </w:r>
     </w:p>
     <w:p>
@@ -1829,23 +1837,23 @@
           <w:b/>
           <w:bCs/>
         </w:rPr>
-        <w:t xml:space="preserve">7. onLevel — Spot the Common Mistake</w:t>
-      </w:r>
-    </w:p>
-    <w:p>
-      <w:pPr>
-        <w:spacing w:after="20" w:before="0"/>
-      </w:pPr>
-      <w:r>
-        <w:t xml:space="preserve">     The mistake is in Step 2.</w:t>
-      </w:r>
-    </w:p>
-    <w:p>
-      <w:pPr>
-        <w:spacing w:after="20" w:before="0"/>
-      </w:pPr>
-      <w:r>
-        <w:t xml:space="preserve">     Correct work: Follow the key idea: The GCF is the largest number that divides BOTH numbers with no remainder.</w:t>
+        <w:t xml:space="preserve">7. Spot the Common Mistake — GCF or LCM?</w:t>
+      </w:r>
+    </w:p>
+    <w:p>
+      <w:pPr>
+        <w:spacing w:after="20" w:before="0"/>
+      </w:pPr>
+      <w:r>
+        <w:t xml:space="preserve">     The mistake is in Step 4.</w:t>
+      </w:r>
+    </w:p>
+    <w:p>
+      <w:pPr>
+        <w:spacing w:after="20" w:before="0"/>
+      </w:pPr>
+      <w:r>
+        <w:t xml:space="preserve">     Correct work: Multiplying the two numbers does not give the GCF. The GCF is the largest factor the numbers SHARE. The common factors of 8 and 20 are 1, 2, and 4, so the GCF is 4 — and a factor can never be larger than the numbers themselves.</w:t>
       </w:r>
     </w:p>
     <w:p>
@@ -1877,7 +1885,7 @@
           <w:i/>
           <w:iCs/>
         </w:rPr>
-        <w:t xml:space="preserve">     Watch for: A common mistake in Greatest Common Factor is skipping the key idea: "The GCF is the largest number that divides BOTH numbers with no remainder." — always check your work against this rule before you submit.</w:t>
+        <w:t xml:space="preserve">     Watch for: A common mistake in Greatest Common Factor is confusing it with the Least Common Multiple: some students list the MULTIPLES of both numbers and pick the smallest shared one (getting an answer bigger than either number, like 72 for 24 and 36) instead of listing FACTORS and picking the largest one they share (12). Remember: the GCF splits numbers INTO equal groups, so it can never be bigger than the smaller of the two numbers.</w:t>
       </w:r>
     </w:p>
     <w:p>
@@ -1909,7 +1917,7 @@
           <w:i/>
           <w:iCs/>
         </w:rPr>
-        <w:t xml:space="preserve">     Watch for: A common mistake in Greatest Common Factor is skipping the key idea: "The GCF is the largest number that divides BOTH numbers with no remainder." — always check your work against this rule before you submit.</w:t>
+        <w:t xml:space="preserve">     Watch for: A common mistake in Greatest Common Factor is confusing it with the Least Common Multiple: some students list the MULTIPLES of both numbers and pick the smallest shared one (getting an answer bigger than either number, like 72 for 24 and 36) instead of listing FACTORS and picking the largest one they share (12). Remember: the GCF splits numbers INTO equal groups, so it can never be bigger than the smaller of the two numbers.</w:t>
       </w:r>
     </w:p>
     <w:p>
